--- a/public/K_Prabhu_Resume_Cybersecurity.docx
+++ b/public/K_Prabhu_Resume_Cybersecurity.docx
@@ -124,7 +124,7 @@
         <w:pBdr>
           <w:bottom w:val="single" w:sz="6" w:space="1" w:color="333333"/>
         </w:pBdr>
-        <w:spacing w:before="90" w:after="40" w:line="240" w:lineRule="auto"/>
+        <w:spacing w:before="90" w:after="40"/>
         <w:rPr>
           <w:sz w:val="24"/>
           <w:szCs w:val="24"/>
@@ -158,7 +158,7 @@
           </w:tcPr>
           <w:p>
             <w:pPr>
-              <w:spacing w:after="0" w:line="252" w:lineRule="auto"/>
+              <w:spacing w:after="0"/>
               <w:rPr>
                 <w:sz w:val="24"/>
                 <w:szCs w:val="24"/>
@@ -181,7 +181,7 @@
           </w:tcPr>
           <w:p>
             <w:pPr>
-              <w:spacing w:after="0" w:line="252" w:lineRule="auto"/>
+              <w:spacing w:after="0"/>
               <w:jc w:val="right"/>
               <w:rPr>
                 <w:sz w:val="24"/>
@@ -207,12 +207,15 @@
           </w:tcPr>
           <w:p>
             <w:pPr>
-              <w:spacing w:after="20" w:line="252" w:lineRule="auto"/>
+              <w:spacing w:after="20"/>
               <w:rPr>
+                <w:rFonts w:ascii="Times New Roman" w:hAnsi="Times New Roman"/>
+                <w:i/>
                 <w:sz w:val="24"/>
                 <w:szCs w:val="24"/>
               </w:rPr>
             </w:pPr>
+            <w:proofErr w:type="spellStart"/>
             <w:proofErr w:type="gramStart"/>
             <w:r>
               <w:rPr>
@@ -223,6 +226,7 @@
               </w:rPr>
               <w:t>B.Tech</w:t>
             </w:r>
+            <w:proofErr w:type="spellEnd"/>
             <w:proofErr w:type="gramEnd"/>
             <w:r>
               <w:rPr>
@@ -234,6 +238,109 @@
               <w:t xml:space="preserve"> in Computer Science (Specialization in Cybersecurity)</w:t>
             </w:r>
           </w:p>
+          <w:p>
+            <w:pPr>
+              <w:spacing w:after="20"/>
+              <w:rPr>
+                <w:rFonts w:ascii="Times New Roman" w:hAnsi="Times New Roman" w:cs="Times New Roman"/>
+                <w:sz w:val="24"/>
+                <w:szCs w:val="24"/>
+                <w:lang w:val="en-IN"/>
+              </w:rPr>
+            </w:pPr>
+            <w:r>
+              <w:rPr>
+                <w:rFonts w:ascii="Times New Roman" w:hAnsi="Times New Roman" w:cs="Times New Roman"/>
+                <w:b/>
+                <w:bCs/>
+                <w:sz w:val="24"/>
+                <w:szCs w:val="24"/>
+                <w:lang w:val="en-IN"/>
+              </w:rPr>
+              <w:t>Sunbeam High School</w:t>
+            </w:r>
+          </w:p>
+          <w:p>
+            <w:pPr>
+              <w:spacing w:after="20"/>
+              <w:rPr>
+                <w:rFonts w:ascii="Times New Roman" w:hAnsi="Times New Roman" w:cs="Times New Roman"/>
+                <w:sz w:val="24"/>
+                <w:szCs w:val="24"/>
+                <w:lang w:val="en-IN"/>
+              </w:rPr>
+            </w:pPr>
+            <w:r>
+              <w:rPr>
+                <w:rFonts w:ascii="Times New Roman" w:hAnsi="Times New Roman" w:cs="Times New Roman"/>
+                <w:i/>
+                <w:iCs/>
+                <w:sz w:val="24"/>
+                <w:szCs w:val="24"/>
+                <w:lang w:val="en-IN"/>
+              </w:rPr>
+              <w:t>Class XII (CBSE)</w:t>
+            </w:r>
+            <w:r>
+              <w:rPr>
+                <w:rFonts w:ascii="Times New Roman" w:hAnsi="Times New Roman" w:cs="Times New Roman"/>
+                <w:sz w:val="24"/>
+                <w:szCs w:val="24"/>
+                <w:lang w:val="en-IN"/>
+              </w:rPr>
+              <w:t xml:space="preserve"> </w:t>
+            </w:r>
+          </w:p>
+          <w:p>
+            <w:pPr>
+              <w:spacing w:after="20"/>
+              <w:rPr>
+                <w:rFonts w:ascii="Times New Roman" w:hAnsi="Times New Roman" w:cs="Times New Roman"/>
+                <w:sz w:val="24"/>
+                <w:szCs w:val="24"/>
+                <w:lang w:val="en-IN"/>
+              </w:rPr>
+            </w:pPr>
+            <w:r>
+              <w:rPr>
+                <w:rFonts w:ascii="Times New Roman" w:hAnsi="Times New Roman" w:cs="Times New Roman"/>
+                <w:b/>
+                <w:bCs/>
+                <w:sz w:val="24"/>
+                <w:szCs w:val="24"/>
+                <w:lang w:val="en-IN"/>
+              </w:rPr>
+              <w:t>B V Reddy Senior Secondary School</w:t>
+            </w:r>
+          </w:p>
+          <w:p>
+            <w:pPr>
+              <w:spacing w:after="20"/>
+              <w:rPr>
+                <w:sz w:val="24"/>
+                <w:szCs w:val="24"/>
+              </w:rPr>
+            </w:pPr>
+            <w:r>
+              <w:rPr>
+                <w:rFonts w:ascii="Times New Roman" w:hAnsi="Times New Roman" w:cs="Times New Roman"/>
+                <w:i/>
+                <w:iCs/>
+                <w:sz w:val="24"/>
+                <w:szCs w:val="24"/>
+                <w:lang w:val="en-IN"/>
+              </w:rPr>
+              <w:t>Class X (CBSE)</w:t>
+            </w:r>
+            <w:r>
+              <w:rPr>
+                <w:sz w:val="24"/>
+                <w:szCs w:val="24"/>
+                <w:lang w:val="en-IN"/>
+              </w:rPr>
+              <w:t xml:space="preserve"> </w:t>
+            </w:r>
+          </w:p>
         </w:tc>
         <w:tc>
           <w:tcPr>
@@ -241,9 +348,11 @@
           </w:tcPr>
           <w:p>
             <w:pPr>
-              <w:spacing w:after="20" w:line="252" w:lineRule="auto"/>
+              <w:spacing w:after="20"/>
               <w:jc w:val="right"/>
               <w:rPr>
+                <w:rFonts w:ascii="Times New Roman" w:hAnsi="Times New Roman"/>
+                <w:b/>
                 <w:sz w:val="24"/>
                 <w:szCs w:val="24"/>
               </w:rPr>
@@ -258,6 +367,132 @@
               <w:t>CGPA: 7.94</w:t>
             </w:r>
           </w:p>
+          <w:p>
+            <w:pPr>
+              <w:spacing w:after="20"/>
+              <w:jc w:val="right"/>
+              <w:rPr>
+                <w:i/>
+                <w:iCs/>
+                <w:sz w:val="24"/>
+                <w:szCs w:val="24"/>
+                <w:lang w:val="en-IN"/>
+              </w:rPr>
+            </w:pPr>
+            <w:r>
+              <w:rPr>
+                <w:i/>
+                <w:iCs/>
+                <w:sz w:val="24"/>
+                <w:szCs w:val="24"/>
+                <w:lang w:val="en-IN"/>
+              </w:rPr>
+              <w:t xml:space="preserve"> </w:t>
+            </w:r>
+          </w:p>
+          <w:p>
+            <w:pPr>
+              <w:spacing w:after="20"/>
+              <w:jc w:val="right"/>
+              <w:rPr>
+                <w:rFonts w:ascii="Times New Roman" w:hAnsi="Times New Roman" w:cs="Times New Roman"/>
+                <w:i/>
+                <w:iCs/>
+                <w:sz w:val="24"/>
+                <w:szCs w:val="24"/>
+                <w:lang w:val="en-IN"/>
+              </w:rPr>
+            </w:pPr>
+            <w:r>
+              <w:rPr>
+                <w:rFonts w:ascii="Times New Roman" w:hAnsi="Times New Roman" w:cs="Times New Roman"/>
+                <w:i/>
+                <w:iCs/>
+                <w:sz w:val="24"/>
+                <w:szCs w:val="24"/>
+                <w:lang w:val="en-IN"/>
+              </w:rPr>
+              <w:t>2020 – 2022</w:t>
+            </w:r>
+          </w:p>
+          <w:p>
+            <w:pPr>
+              <w:spacing w:after="20"/>
+              <w:jc w:val="right"/>
+              <w:rPr>
+                <w:rFonts w:ascii="Times New Roman" w:hAnsi="Times New Roman" w:cs="Times New Roman"/>
+                <w:sz w:val="24"/>
+                <w:szCs w:val="24"/>
+                <w:lang w:val="en-IN"/>
+              </w:rPr>
+            </w:pPr>
+            <w:r>
+              <w:rPr>
+                <w:rFonts w:ascii="Times New Roman" w:hAnsi="Times New Roman" w:cs="Times New Roman"/>
+                <w:b/>
+                <w:bCs/>
+                <w:sz w:val="24"/>
+                <w:szCs w:val="24"/>
+                <w:lang w:val="en-IN"/>
+              </w:rPr>
+              <w:t>Percentage: 76.8%</w:t>
+            </w:r>
+          </w:p>
+          <w:p>
+            <w:pPr>
+              <w:spacing w:after="20"/>
+              <w:jc w:val="right"/>
+              <w:rPr>
+                <w:rFonts w:ascii="Times New Roman" w:hAnsi="Times New Roman" w:cs="Times New Roman"/>
+                <w:sz w:val="24"/>
+                <w:szCs w:val="24"/>
+                <w:lang w:val="en-IN"/>
+              </w:rPr>
+            </w:pPr>
+            <w:r>
+              <w:rPr>
+                <w:rFonts w:ascii="Times New Roman" w:hAnsi="Times New Roman" w:cs="Times New Roman"/>
+                <w:i/>
+                <w:iCs/>
+                <w:sz w:val="24"/>
+                <w:szCs w:val="24"/>
+                <w:lang w:val="en-IN"/>
+              </w:rPr>
+              <w:t>2019 – 2020</w:t>
+            </w:r>
+          </w:p>
+          <w:p>
+            <w:pPr>
+              <w:spacing w:after="20"/>
+              <w:jc w:val="right"/>
+              <w:rPr>
+                <w:sz w:val="24"/>
+                <w:szCs w:val="24"/>
+                <w:lang w:val="en-IN"/>
+              </w:rPr>
+            </w:pPr>
+            <w:r>
+              <w:rPr>
+                <w:rFonts w:ascii="Times New Roman" w:hAnsi="Times New Roman" w:cs="Times New Roman"/>
+                <w:b/>
+                <w:bCs/>
+                <w:sz w:val="24"/>
+                <w:szCs w:val="24"/>
+                <w:lang w:val="en-IN"/>
+              </w:rPr>
+              <w:t>Percentage: 89.4%</w:t>
+            </w:r>
+          </w:p>
+          <w:p>
+            <w:pPr>
+              <w:spacing w:after="20"/>
+              <w:jc w:val="right"/>
+              <w:rPr>
+                <w:sz w:val="24"/>
+                <w:szCs w:val="24"/>
+              </w:rPr>
+            </w:pPr>
+          </w:p>
         </w:tc>
       </w:tr>
     </w:tbl>
@@ -266,174 +501,7 @@
         <w:pBdr>
           <w:bottom w:val="single" w:sz="6" w:space="1" w:color="333333"/>
         </w:pBdr>
-        <w:spacing w:before="90" w:after="40" w:line="240" w:lineRule="auto"/>
-        <w:rPr>
-          <w:sz w:val="24"/>
-          <w:szCs w:val="24"/>
-        </w:rPr>
-      </w:pPr>
-      <w:r>
-        <w:rPr>
-          <w:rFonts w:ascii="Times New Roman" w:hAnsi="Times New Roman"/>
-          <w:b/>
-          <w:color w:val="111827"/>
-          <w:sz w:val="24"/>
-          <w:szCs w:val="24"/>
-        </w:rPr>
-        <w:t>EXPERIENCE</w:t>
-      </w:r>
-    </w:p>
-    <w:tbl>
-      <w:tblPr>
-        <w:tblW w:w="0" w:type="auto"/>
-        <w:tblLayout w:type="fixed"/>
-        <w:tblLook w:val="04A0" w:firstRow="1" w:lastRow="0" w:firstColumn="1" w:lastColumn="0" w:noHBand="0" w:noVBand="1"/>
-      </w:tblPr>
-      <w:tblGrid>
-        <w:gridCol w:w="5400"/>
-        <w:gridCol w:w="5400"/>
-      </w:tblGrid>
-      <w:tr>
-        <w:tc>
-          <w:tcPr>
-            <w:tcW w:w="5400" w:type="dxa"/>
-          </w:tcPr>
-          <w:p>
-            <w:pPr>
-              <w:spacing w:after="20" w:line="252" w:lineRule="auto"/>
-              <w:rPr>
-                <w:sz w:val="24"/>
-                <w:szCs w:val="24"/>
-              </w:rPr>
-            </w:pPr>
-            <w:r>
-              <w:rPr>
-                <w:rFonts w:ascii="Times New Roman" w:hAnsi="Times New Roman"/>
-                <w:b/>
-                <w:sz w:val="24"/>
-                <w:szCs w:val="24"/>
-              </w:rPr>
-              <w:t>MERN Full Stack Developer</w:t>
-            </w:r>
-            <w:r>
-              <w:rPr>
-                <w:rFonts w:ascii="Times New Roman" w:hAnsi="Times New Roman"/>
-                <w:i/>
-                <w:sz w:val="24"/>
-                <w:szCs w:val="24"/>
-              </w:rPr>
-              <w:t xml:space="preserve"> — Ethnus Virtual</w:t>
-            </w:r>
-          </w:p>
-        </w:tc>
-        <w:tc>
-          <w:tcPr>
-            <w:tcW w:w="5400" w:type="dxa"/>
-          </w:tcPr>
-          <w:p>
-            <w:pPr>
-              <w:spacing w:after="20" w:line="252" w:lineRule="auto"/>
-              <w:jc w:val="right"/>
-              <w:rPr>
-                <w:sz w:val="24"/>
-                <w:szCs w:val="24"/>
-              </w:rPr>
-            </w:pPr>
-            <w:r>
-              <w:rPr>
-                <w:rFonts w:ascii="Times New Roman" w:hAnsi="Times New Roman"/>
-                <w:i/>
-                <w:sz w:val="24"/>
-                <w:szCs w:val="24"/>
-              </w:rPr>
-              <w:t>Jun 2024 – Aug 2024</w:t>
-            </w:r>
-          </w:p>
-        </w:tc>
-      </w:tr>
-    </w:tbl>
-    <w:p>
-      <w:pPr>
-        <w:pStyle w:val="ListBullet"/>
-        <w:spacing w:after="20" w:line="252" w:lineRule="auto"/>
-        <w:ind w:left="288"/>
-        <w:rPr>
-          <w:sz w:val="24"/>
-          <w:szCs w:val="24"/>
-        </w:rPr>
-      </w:pPr>
-      <w:r>
-        <w:rPr>
-          <w:rFonts w:ascii="Times New Roman" w:hAnsi="Times New Roman"/>
-          <w:sz w:val="24"/>
-          <w:szCs w:val="24"/>
-        </w:rPr>
-        <w:t>Built a full-stack job portal using MERN Stack with secure authentication and RESTful APIs.</w:t>
-      </w:r>
-    </w:p>
-    <w:p>
-      <w:pPr>
-        <w:pStyle w:val="ListBullet"/>
-        <w:spacing w:after="20" w:line="252" w:lineRule="auto"/>
-        <w:ind w:left="288"/>
-        <w:rPr>
-          <w:sz w:val="24"/>
-          <w:szCs w:val="24"/>
-        </w:rPr>
-      </w:pPr>
-      <w:r>
-        <w:rPr>
-          <w:rFonts w:ascii="Times New Roman" w:hAnsi="Times New Roman"/>
-          <w:sz w:val="24"/>
-          <w:szCs w:val="24"/>
-        </w:rPr>
-        <w:t>Improved system responsiveness by 30% and boosted platform engagement by 20%.</w:t>
-      </w:r>
-    </w:p>
-    <w:p>
-      <w:pPr>
-        <w:pStyle w:val="ListBullet"/>
-        <w:spacing w:after="20" w:line="252" w:lineRule="auto"/>
-        <w:ind w:left="288"/>
-        <w:rPr>
-          <w:sz w:val="24"/>
-          <w:szCs w:val="24"/>
-        </w:rPr>
-      </w:pPr>
-      <w:r>
-        <w:rPr>
-          <w:rFonts w:ascii="Times New Roman" w:hAnsi="Times New Roman"/>
-          <w:sz w:val="24"/>
-          <w:szCs w:val="24"/>
-        </w:rPr>
-        <w:t>Designed a responsive and accessible UI, increasing usability and traffic by 25%.</w:t>
-      </w:r>
-    </w:p>
-    <w:p>
-      <w:pPr>
-        <w:pStyle w:val="ListBullet"/>
-        <w:spacing w:after="20" w:line="252" w:lineRule="auto"/>
-        <w:ind w:left="288"/>
-        <w:rPr>
-          <w:sz w:val="24"/>
-          <w:szCs w:val="24"/>
-        </w:rPr>
-      </w:pPr>
-      <w:r>
-        <w:rPr>
-          <w:rFonts w:ascii="Times New Roman" w:hAnsi="Times New Roman"/>
-          <w:sz w:val="24"/>
-          <w:szCs w:val="24"/>
-        </w:rPr>
-        <w:t>Strengthened data integrity and security using MongoDB and JWT-based authentication.</w:t>
-      </w:r>
-    </w:p>
-    <w:p>
-      <w:pPr>
-        <w:pBdr>
-          <w:bottom w:val="single" w:sz="6" w:space="1" w:color="333333"/>
-        </w:pBdr>
-        <w:spacing w:before="90" w:after="40" w:line="240" w:lineRule="auto"/>
+        <w:spacing w:before="90" w:after="40"/>
         <w:rPr>
           <w:sz w:val="24"/>
           <w:szCs w:val="24"/>
@@ -452,7 +520,7 @@
     </w:p>
     <w:p>
       <w:pPr>
-        <w:spacing w:before="50" w:after="20" w:line="252" w:lineRule="auto"/>
+        <w:spacing w:before="50" w:after="20"/>
         <w:rPr>
           <w:sz w:val="24"/>
           <w:szCs w:val="24"/>
@@ -488,7 +556,7 @@
     <w:p>
       <w:pPr>
         <w:pStyle w:val="ListBullet"/>
-        <w:spacing w:after="20" w:line="252" w:lineRule="auto"/>
+        <w:spacing w:after="20"/>
         <w:ind w:left="288"/>
         <w:rPr>
           <w:sz w:val="24"/>
@@ -507,7 +575,7 @@
     <w:p>
       <w:pPr>
         <w:pStyle w:val="ListBullet"/>
-        <w:spacing w:after="20" w:line="252" w:lineRule="auto"/>
+        <w:spacing w:after="20"/>
         <w:ind w:left="288"/>
         <w:rPr>
           <w:sz w:val="24"/>
@@ -526,7 +594,7 @@
     <w:p>
       <w:pPr>
         <w:pStyle w:val="ListBullet"/>
-        <w:spacing w:after="20" w:line="252" w:lineRule="auto"/>
+        <w:spacing w:after="20"/>
         <w:ind w:left="288"/>
         <w:rPr>
           <w:sz w:val="24"/>
@@ -544,7 +612,7 @@
     </w:p>
     <w:p>
       <w:pPr>
-        <w:spacing w:before="50" w:after="20" w:line="252" w:lineRule="auto"/>
+        <w:spacing w:before="50" w:after="20"/>
         <w:rPr>
           <w:sz w:val="24"/>
           <w:szCs w:val="24"/>
@@ -580,7 +648,7 @@
     <w:p>
       <w:pPr>
         <w:pStyle w:val="ListBullet"/>
-        <w:spacing w:after="20" w:line="252" w:lineRule="auto"/>
+        <w:spacing w:after="20"/>
         <w:ind w:left="288"/>
         <w:rPr>
           <w:sz w:val="24"/>
@@ -599,7 +667,7 @@
     <w:p>
       <w:pPr>
         <w:pStyle w:val="ListBullet"/>
-        <w:spacing w:after="20" w:line="252" w:lineRule="auto"/>
+        <w:spacing w:after="20"/>
         <w:ind w:left="288"/>
         <w:rPr>
           <w:sz w:val="24"/>
@@ -618,7 +686,7 @@
     <w:p>
       <w:pPr>
         <w:pStyle w:val="ListBullet"/>
-        <w:spacing w:after="20" w:line="252" w:lineRule="auto"/>
+        <w:spacing w:after="20"/>
         <w:ind w:left="288"/>
         <w:rPr>
           <w:sz w:val="24"/>
@@ -636,7 +704,7 @@
     </w:p>
     <w:p>
       <w:pPr>
-        <w:spacing w:before="50" w:after="20" w:line="252" w:lineRule="auto"/>
+        <w:spacing w:before="50" w:after="20"/>
         <w:rPr>
           <w:sz w:val="24"/>
           <w:szCs w:val="24"/>
@@ -672,7 +740,7 @@
     <w:p>
       <w:pPr>
         <w:pStyle w:val="ListBullet"/>
-        <w:spacing w:after="20" w:line="252" w:lineRule="auto"/>
+        <w:spacing w:after="20"/>
         <w:ind w:left="288"/>
         <w:rPr>
           <w:sz w:val="24"/>
@@ -691,7 +759,7 @@
     <w:p>
       <w:pPr>
         <w:pStyle w:val="ListBullet"/>
-        <w:spacing w:after="20" w:line="252" w:lineRule="auto"/>
+        <w:spacing w:after="20"/>
         <w:ind w:left="288"/>
         <w:rPr>
           <w:sz w:val="24"/>
@@ -712,7 +780,7 @@
         <w:pBdr>
           <w:bottom w:val="single" w:sz="6" w:space="1" w:color="333333"/>
         </w:pBdr>
-        <w:spacing w:before="90" w:after="40" w:line="240" w:lineRule="auto"/>
+        <w:spacing w:before="90" w:after="40"/>
         <w:rPr>
           <w:sz w:val="24"/>
           <w:szCs w:val="24"/>
@@ -731,7 +799,7 @@
     </w:p>
     <w:p>
       <w:pPr>
-        <w:spacing w:after="20" w:line="252" w:lineRule="auto"/>
+        <w:spacing w:after="20"/>
         <w:rPr>
           <w:sz w:val="24"/>
           <w:szCs w:val="24"/>
@@ -757,7 +825,7 @@
     </w:p>
     <w:p>
       <w:pPr>
-        <w:spacing w:after="20" w:line="252" w:lineRule="auto"/>
+        <w:spacing w:after="20"/>
         <w:rPr>
           <w:sz w:val="24"/>
           <w:szCs w:val="24"/>
@@ -783,7 +851,7 @@
     </w:p>
     <w:p>
       <w:pPr>
-        <w:spacing w:after="20" w:line="252" w:lineRule="auto"/>
+        <w:spacing w:after="20"/>
         <w:rPr>
           <w:sz w:val="24"/>
           <w:szCs w:val="24"/>
@@ -812,7 +880,7 @@
         <w:pBdr>
           <w:bottom w:val="single" w:sz="6" w:space="1" w:color="333333"/>
         </w:pBdr>
-        <w:spacing w:before="90" w:after="40" w:line="240" w:lineRule="auto"/>
+        <w:spacing w:before="90" w:after="40"/>
         <w:rPr>
           <w:sz w:val="24"/>
           <w:szCs w:val="24"/>
@@ -832,7 +900,7 @@
     <w:p>
       <w:pPr>
         <w:pStyle w:val="ListBullet"/>
-        <w:spacing w:after="20" w:line="252" w:lineRule="auto"/>
+        <w:spacing w:after="20"/>
         <w:ind w:left="288"/>
         <w:rPr>
           <w:sz w:val="24"/>
@@ -843,10 +911,8 @@
         <w:r>
           <w:rPr>
             <w:rFonts w:ascii="Times New Roman" w:hAnsi="Times New Roman"/>
-            <w:color w:val="0044CC"/>
             <w:sz w:val="24"/>
             <w:szCs w:val="24"/>
-            <w:u w:val="single"/>
           </w:rPr>
           <w:t>Google Cybersecurity Professional Certificate</w:t>
         </w:r>
@@ -863,7 +929,7 @@
     <w:p>
       <w:pPr>
         <w:pStyle w:val="ListBullet"/>
-        <w:spacing w:after="20" w:line="252" w:lineRule="auto"/>
+        <w:spacing w:after="20"/>
         <w:ind w:left="288"/>
         <w:rPr>
           <w:sz w:val="24"/>
@@ -882,7 +948,7 @@
     <w:p>
       <w:pPr>
         <w:pStyle w:val="ListBullet"/>
-        <w:spacing w:after="20" w:line="252" w:lineRule="auto"/>
+        <w:spacing w:after="20"/>
         <w:ind w:left="288"/>
         <w:rPr>
           <w:sz w:val="24"/>
@@ -901,7 +967,7 @@
     <w:p>
       <w:pPr>
         <w:pStyle w:val="ListBullet"/>
-        <w:spacing w:after="20" w:line="252" w:lineRule="auto"/>
+        <w:spacing w:after="20"/>
         <w:ind w:left="288"/>
         <w:rPr>
           <w:sz w:val="24"/>
@@ -920,7 +986,7 @@
     <w:p>
       <w:pPr>
         <w:pStyle w:val="ListBullet"/>
-        <w:spacing w:after="20" w:line="252" w:lineRule="auto"/>
+        <w:spacing w:after="20"/>
         <w:ind w:left="288"/>
         <w:rPr>
           <w:sz w:val="24"/>
